--- a/CÔNG TY TNHH CHANGDE/CHANGDE_ThanhLapMoi/CHANGDE_GIẤY ĐỀ NGHỊ_Mẫu số 2.docx
+++ b/CÔNG TY TNHH CHANGDE/CHANGDE_ThanhLapMoi/CHANGDE_GIẤY ĐỀ NGHỊ_Mẫu số 2.docx
@@ -183,7 +183,7 @@
           <w:sz w:val="26"/>
           <w:szCs w:val="26"/>
         </w:rPr>
-        <w:t>11</w:t>
+        <w:t>26</w:t>
       </w:r>
       <w:r>
         <w:rPr>
@@ -201,7 +201,7 @@
           <w:sz w:val="26"/>
           <w:szCs w:val="26"/>
         </w:rPr>
-        <w:t>1</w:t>
+        <w:t>3</w:t>
       </w:r>
       <w:r>
         <w:rPr>
@@ -210,7 +210,7 @@
           <w:sz w:val="26"/>
           <w:szCs w:val="26"/>
         </w:rPr>
-        <w:t>2</w:t>
+        <w:t xml:space="preserve"> năm 202</w:t>
       </w:r>
       <w:r>
         <w:rPr>
@@ -219,7 +219,7 @@
           <w:sz w:val="26"/>
           <w:szCs w:val="26"/>
         </w:rPr>
-        <w:t xml:space="preserve"> năm 2025</w:t>
+        <w:t>6</w:t>
       </w:r>
     </w:p>
     <w:p>
@@ -397,7 +397,7 @@
           <w:sz w:val="26"/>
           <w:szCs w:val="26"/>
         </w:rPr>
-        <w:t>ZHANG, CHANGHAI</w:t>
+        <w:t>JIA, XIWANG</w:t>
       </w:r>
     </w:p>
     <w:p>
@@ -430,7 +430,7 @@
           <w:sz w:val="26"/>
           <w:szCs w:val="26"/>
         </w:rPr>
-        <w:t>24/11/1990</w:t>
+        <w:t>10/07/1969</w:t>
       </w:r>
     </w:p>
     <w:p>
@@ -578,7 +578,7 @@
           <w:sz w:val="26"/>
           <w:szCs w:val="26"/>
         </w:rPr>
-        <w:t>Căn B7H khu nhà ở Hoàng Mai, tổ 5, KP. 7</w:t>
+        <w:t>Căn A18 khu nhà ở Hoàng Mai, tổ 5, KP. 7</w:t>
       </w:r>
     </w:p>
     <w:p>
@@ -750,7 +750,7 @@
           <w:szCs w:val="26"/>
           <w:lang w:eastAsia="zh-CN"/>
         </w:rPr>
-        <w:t>0923217568</w:t>
+        <w:t>0379910076</w:t>
       </w:r>
       <w:r>
         <w:rPr>
@@ -981,7 +981,7 @@
                 <w:sz w:val="26"/>
                 <w:szCs w:val="26"/>
               </w:rPr>
-              <w:t>EQ3263103</w:t>
+              <w:t>EQ1243037</w:t>
             </w:r>
           </w:p>
           <w:p>
@@ -1007,7 +1007,7 @@
                 <w:sz w:val="26"/>
                 <w:szCs w:val="26"/>
               </w:rPr>
-              <w:t>25/7/2025</w:t>
+              <w:t>04/07/2025</w:t>
             </w:r>
             <w:r>
               <w:rPr>
@@ -1093,26 +1093,7 @@
                 <w:sz w:val="26"/>
                 <w:szCs w:val="26"/>
               </w:rPr>
-              <w:t>khu Đông , thôn Liễu Lâm</w:t>
-            </w:r>
-            <w:r>
-              <w:rPr>
-                <w:rFonts w:ascii="Times New Roman" w:eastAsia="Calibri" w:hAnsi="Times New Roman" w:cs="Times New Roman"/>
-                <w:sz w:val="26"/>
-                <w:szCs w:val="26"/>
-              </w:rPr>
-              <w:t>,</w:t>
-            </w:r>
-            <w:r>
-              <w:t xml:space="preserve"> </w:t>
-            </w:r>
-            <w:r>
-              <w:rPr>
-                <w:rFonts w:ascii="Times New Roman" w:eastAsia="Calibri" w:hAnsi="Times New Roman" w:cs="Times New Roman"/>
-                <w:sz w:val="26"/>
-                <w:szCs w:val="26"/>
-              </w:rPr>
-              <w:t>Thị trấn Ba Li Fan</w:t>
+              <w:t>Tổ 1, thôn Đoàn Đê Bình, trấn Chu Gia Điếm, quận Đỉnh Thành</w:t>
             </w:r>
           </w:p>
           <w:p>
@@ -1139,7 +1120,7 @@
                 <w:sz w:val="26"/>
                 <w:szCs w:val="26"/>
               </w:rPr>
-              <w:t>Huyện Xin</w:t>
+              <w:t>Thành phố Thường Đức</w:t>
             </w:r>
           </w:p>
           <w:p>
@@ -5037,7 +5018,7 @@
           <w:szCs w:val="26"/>
           <w:lang w:val="fr-FR"/>
         </w:rPr>
-        <w:t>CÔNG TY TNHH THIẾT BỊ CƠ ĐIỆN GAO TE</w:t>
+        <w:t>CÔNG TY TNHH CHANGDE</w:t>
       </w:r>
     </w:p>
     <w:p>
@@ -5063,7 +5044,6 @@
           <w:szCs w:val="26"/>
           <w:lang w:val="fr-FR" w:eastAsia="zh-CN"/>
         </w:rPr>
-        <w:lastRenderedPageBreak/>
         <w:t>Tên công ty viết bằng tiếng nước ngoài (</w:t>
       </w:r>
       <w:r>
@@ -5102,7 +5082,7 @@
           <w:szCs w:val="26"/>
           <w:lang w:val="fr-FR" w:eastAsia="zh-CN"/>
         </w:rPr>
-        <w:t>GAO TE ELECTROMECHANICAL EQUIPMENT COMPANY LIMITED</w:t>
+        <w:t xml:space="preserve"> </w:t>
       </w:r>
     </w:p>
     <w:p>
@@ -5130,6 +5110,7 @@
           <w:szCs w:val="26"/>
           <w:lang w:val="fr-FR" w:eastAsia="zh-CN"/>
         </w:rPr>
+        <w:lastRenderedPageBreak/>
         <w:t>Tên công ty viết tắt (</w:t>
       </w:r>
       <w:r>
@@ -5168,7 +5149,7 @@
           <w:szCs w:val="26"/>
           <w:lang w:val="fr-FR" w:eastAsia="zh-CN"/>
         </w:rPr>
-        <w:t>GAO TE MEE CO., LTD.</w:t>
+        <w:t xml:space="preserve"> </w:t>
       </w:r>
     </w:p>
     <w:p>
@@ -5237,7 +5218,7 @@
           <w:szCs w:val="26"/>
           <w:lang w:val="fr-FR" w:eastAsia="zh-CN"/>
         </w:rPr>
-        <w:t>Căn B7H khu nhà ở Hoàng Mai, tổ 5, KP. 7</w:t>
+        <w:t>Căn A18 khu nhà ở Hoàng Mai, tổ 5, KP. 7</w:t>
       </w:r>
     </w:p>
     <w:p>
@@ -5341,7 +5322,7 @@
           <w:szCs w:val="26"/>
           <w:lang w:val="fr-FR" w:eastAsia="zh-CN"/>
         </w:rPr>
-        <w:t>0923217568</w:t>
+        <w:t>0379910076</w:t>
       </w:r>
       <w:r>
         <w:rPr>
@@ -6344,34 +6325,44 @@
     </w:p>
     <w:tbl>
       <w:tblPr>
-        <w:tblStyle w:val="TableGrid1"/>
+        <w:tblStyle w:val="TableGrid2"/>
         <w:tblW w:w="0" w:type="auto"/>
+        <w:jc w:val="center"/>
         <w:tblLook w:val="04A0" w:firstRow="1" w:lastRow="0" w:firstColumn="1" w:lastColumn="0" w:noHBand="0" w:noVBand="1"/>
       </w:tblPr>
       <w:tblGrid>
-        <w:gridCol w:w="643"/>
-        <w:gridCol w:w="1223"/>
-        <w:gridCol w:w="6379"/>
-        <w:gridCol w:w="856"/>
+        <w:gridCol w:w="754"/>
+        <w:gridCol w:w="1195"/>
+        <w:gridCol w:w="5892"/>
+        <w:gridCol w:w="1787"/>
       </w:tblGrid>
       <w:tr>
-        <w:tc>
-          <w:tcPr>
-            <w:tcW w:w="643" w:type="dxa"/>
-          </w:tcPr>
-          <w:p>
-            <w:pPr>
-              <w:rPr>
-                <w:rFonts w:ascii="Times New Roman" w:hAnsi="Times New Roman"/>
-                <w:sz w:val="24"/>
-                <w:szCs w:val="24"/>
-              </w:rPr>
-            </w:pPr>
-            <w:r>
-              <w:rPr>
-                <w:rFonts w:ascii="Times New Roman" w:hAnsi="Times New Roman"/>
-                <w:sz w:val="24"/>
-                <w:szCs w:val="24"/>
+        <w:trPr>
+          <w:tblHeader/>
+          <w:jc w:val="center"/>
+        </w:trPr>
+        <w:tc>
+          <w:tcPr>
+            <w:tcW w:w="754" w:type="dxa"/>
+            <w:shd w:val="clear" w:color="auto" w:fill="D9D9D9"/>
+            <w:vAlign w:val="center"/>
+          </w:tcPr>
+          <w:p>
+            <w:pPr>
+              <w:spacing w:after="120" w:line="312" w:lineRule="auto"/>
+              <w:jc w:val="center"/>
+              <w:rPr>
+                <w:rFonts w:ascii="Times New Roman" w:eastAsia="Times New Roman" w:hAnsi="Times New Roman"/>
+                <w:sz w:val="26"/>
+                <w:szCs w:val="26"/>
+              </w:rPr>
+            </w:pPr>
+            <w:r>
+              <w:rPr>
+                <w:rFonts w:ascii="Times New Roman" w:eastAsia="Times New Roman" w:hAnsi="Times New Roman"/>
+                <w:b/>
+                <w:sz w:val="26"/>
+                <w:szCs w:val="26"/>
               </w:rPr>
               <w:t>STT</w:t>
             </w:r>
@@ -6379,43 +6370,53 @@
         </w:tc>
         <w:tc>
           <w:tcPr>
-            <w:tcW w:w="1223" w:type="dxa"/>
-          </w:tcPr>
-          <w:p>
-            <w:pPr>
-              <w:rPr>
-                <w:rFonts w:ascii="Times New Roman" w:hAnsi="Times New Roman"/>
-                <w:sz w:val="24"/>
-                <w:szCs w:val="24"/>
-              </w:rPr>
-            </w:pPr>
-            <w:r>
-              <w:rPr>
-                <w:rFonts w:ascii="Times New Roman" w:hAnsi="Times New Roman"/>
-                <w:sz w:val="24"/>
-                <w:szCs w:val="24"/>
-              </w:rPr>
-              <w:t>Mã ngành</w:t>
-            </w:r>
-          </w:p>
-        </w:tc>
-        <w:tc>
-          <w:tcPr>
-            <w:tcW w:w="6379" w:type="dxa"/>
-          </w:tcPr>
-          <w:p>
-            <w:pPr>
-              <w:rPr>
-                <w:rFonts w:ascii="Times New Roman" w:hAnsi="Times New Roman"/>
-                <w:sz w:val="24"/>
-                <w:szCs w:val="24"/>
-              </w:rPr>
-            </w:pPr>
-            <w:r>
-              <w:rPr>
-                <w:rFonts w:ascii="Times New Roman" w:hAnsi="Times New Roman"/>
-                <w:sz w:val="24"/>
-                <w:szCs w:val="24"/>
+            <w:tcW w:w="1195" w:type="dxa"/>
+            <w:shd w:val="clear" w:color="auto" w:fill="D9D9D9"/>
+            <w:vAlign w:val="center"/>
+          </w:tcPr>
+          <w:p>
+            <w:pPr>
+              <w:spacing w:after="120" w:line="312" w:lineRule="auto"/>
+              <w:jc w:val="center"/>
+              <w:rPr>
+                <w:rFonts w:ascii="Times New Roman" w:eastAsia="Times New Roman" w:hAnsi="Times New Roman"/>
+                <w:sz w:val="26"/>
+                <w:szCs w:val="26"/>
+              </w:rPr>
+            </w:pPr>
+            <w:r>
+              <w:rPr>
+                <w:rFonts w:ascii="Times New Roman" w:eastAsia="Times New Roman" w:hAnsi="Times New Roman"/>
+                <w:b/>
+                <w:sz w:val="26"/>
+                <w:szCs w:val="26"/>
+              </w:rPr>
+              <w:t>Mã Ngành</w:t>
+            </w:r>
+          </w:p>
+        </w:tc>
+        <w:tc>
+          <w:tcPr>
+            <w:tcW w:w="5892" w:type="dxa"/>
+            <w:shd w:val="clear" w:color="auto" w:fill="D9D9D9"/>
+            <w:vAlign w:val="center"/>
+          </w:tcPr>
+          <w:p>
+            <w:pPr>
+              <w:spacing w:after="120" w:line="312" w:lineRule="auto"/>
+              <w:jc w:val="center"/>
+              <w:rPr>
+                <w:rFonts w:ascii="Times New Roman" w:eastAsia="Times New Roman" w:hAnsi="Times New Roman"/>
+                <w:sz w:val="26"/>
+                <w:szCs w:val="26"/>
+              </w:rPr>
+            </w:pPr>
+            <w:r>
+              <w:rPr>
+                <w:rFonts w:ascii="Times New Roman" w:eastAsia="Times New Roman" w:hAnsi="Times New Roman"/>
+                <w:b/>
+                <w:sz w:val="26"/>
+                <w:szCs w:val="26"/>
               </w:rPr>
               <w:t>Tên ngành (bao gồm chi tiết)</w:t>
             </w:r>
@@ -6423,21 +6424,26 @@
         </w:tc>
         <w:tc>
           <w:tcPr>
-            <w:tcW w:w="856" w:type="dxa"/>
-          </w:tcPr>
-          <w:p>
-            <w:pPr>
-              <w:rPr>
-                <w:rFonts w:ascii="Times New Roman" w:hAnsi="Times New Roman"/>
-                <w:sz w:val="24"/>
-                <w:szCs w:val="24"/>
-              </w:rPr>
-            </w:pPr>
-            <w:r>
-              <w:rPr>
-                <w:rFonts w:ascii="Times New Roman" w:hAnsi="Times New Roman"/>
-                <w:sz w:val="24"/>
-                <w:szCs w:val="24"/>
+            <w:tcW w:w="1787" w:type="dxa"/>
+            <w:shd w:val="clear" w:color="auto" w:fill="D9D9D9"/>
+            <w:vAlign w:val="center"/>
+          </w:tcPr>
+          <w:p>
+            <w:pPr>
+              <w:spacing w:after="120" w:line="312" w:lineRule="auto"/>
+              <w:jc w:val="center"/>
+              <w:rPr>
+                <w:rFonts w:ascii="Times New Roman" w:eastAsia="Times New Roman" w:hAnsi="Times New Roman"/>
+                <w:sz w:val="26"/>
+                <w:szCs w:val="26"/>
+              </w:rPr>
+            </w:pPr>
+            <w:r>
+              <w:rPr>
+                <w:rFonts w:ascii="Times New Roman" w:eastAsia="Times New Roman" w:hAnsi="Times New Roman"/>
+                <w:b/>
+                <w:sz w:val="26"/>
+                <w:szCs w:val="26"/>
               </w:rPr>
               <w:t>Ngành chính</w:t>
             </w:r>
@@ -6445,23 +6451,28 @@
         </w:tc>
       </w:tr>
       <w:tr>
-        <w:tc>
-          <w:tcPr>
-            <w:tcW w:w="643" w:type="dxa"/>
-          </w:tcPr>
-          <w:p>
-            <w:pPr>
-              <w:rPr>
-                <w:rFonts w:ascii="Times New Roman" w:hAnsi="Times New Roman"/>
-                <w:sz w:val="24"/>
-                <w:szCs w:val="24"/>
-              </w:rPr>
-            </w:pPr>
-            <w:r>
-              <w:rPr>
-                <w:rFonts w:ascii="Times New Roman" w:hAnsi="Times New Roman"/>
-                <w:sz w:val="24"/>
-                <w:szCs w:val="24"/>
+        <w:trPr>
+          <w:jc w:val="center"/>
+        </w:trPr>
+        <w:tc>
+          <w:tcPr>
+            <w:tcW w:w="754" w:type="dxa"/>
+          </w:tcPr>
+          <w:p>
+            <w:pPr>
+              <w:spacing w:after="120" w:line="312" w:lineRule="auto"/>
+              <w:jc w:val="both"/>
+              <w:rPr>
+                <w:rFonts w:ascii="Times New Roman" w:eastAsia="Calibri" w:hAnsi="Times New Roman"/>
+                <w:sz w:val="26"/>
+                <w:szCs w:val="26"/>
+              </w:rPr>
+            </w:pPr>
+            <w:r>
+              <w:rPr>
+                <w:rFonts w:ascii="Times New Roman" w:eastAsia="Calibri" w:hAnsi="Times New Roman"/>
+                <w:sz w:val="26"/>
+                <w:szCs w:val="26"/>
               </w:rPr>
               <w:t>1</w:t>
             </w:r>
@@ -6469,81 +6480,72 @@
         </w:tc>
         <w:tc>
           <w:tcPr>
-            <w:tcW w:w="1223" w:type="dxa"/>
-          </w:tcPr>
-          <w:p>
-            <w:pPr>
-              <w:rPr>
-                <w:rFonts w:ascii="Times New Roman" w:hAnsi="Times New Roman"/>
-                <w:sz w:val="24"/>
-                <w:szCs w:val="24"/>
-              </w:rPr>
-            </w:pPr>
-            <w:r>
-              <w:rPr>
-                <w:rFonts w:ascii="Times New Roman" w:hAnsi="Times New Roman"/>
-                <w:sz w:val="24"/>
-                <w:szCs w:val="24"/>
-              </w:rPr>
-              <w:t>4659</w:t>
-            </w:r>
-          </w:p>
-        </w:tc>
-        <w:tc>
-          <w:tcPr>
-            <w:tcW w:w="6379" w:type="dxa"/>
-          </w:tcPr>
-          <w:p>
-            <w:pPr>
-              <w:rPr>
-                <w:rFonts w:ascii="Times New Roman" w:hAnsi="Times New Roman"/>
-                <w:sz w:val="24"/>
-                <w:szCs w:val="24"/>
-              </w:rPr>
-            </w:pPr>
-            <w:r>
-              <w:rPr>
-                <w:rFonts w:ascii="Times New Roman" w:hAnsi="Times New Roman"/>
-                <w:sz w:val="24"/>
-                <w:szCs w:val="24"/>
-              </w:rPr>
-              <w:t>Bán buôn máy móc, thiết bị và phụ tùng máy khác</w:t>
-            </w:r>
-            <w:r>
-              <w:rPr>
-                <w:rFonts w:ascii="Times New Roman" w:hAnsi="Times New Roman"/>
-                <w:sz w:val="24"/>
-                <w:szCs w:val="24"/>
-              </w:rPr>
-              <w:br/>
-            </w:r>
-            <w:r>
-              <w:rPr>
-                <w:rFonts w:ascii="Times New Roman" w:hAnsi="Times New Roman"/>
-                <w:sz w:val="24"/>
-                <w:szCs w:val="24"/>
-              </w:rPr>
-              <w:t>Chi tiết: Bán buôn sản phẩm cơ điện, máy móc và thiết bị cơ khí, phụ tùng máy cơ khí, linh kiện khí nén, thiết bị và dụng cụ phòng thí nghiệm (trừ hóa chất), dụng cụ cơ khí và dụng cụ cắt gọt dùng trong cơ khí.</w:t>
-            </w:r>
-          </w:p>
-        </w:tc>
-        <w:tc>
-          <w:tcPr>
-            <w:tcW w:w="856" w:type="dxa"/>
-          </w:tcPr>
-          <w:p>
-            <w:pPr>
-              <w:rPr>
-                <w:rFonts w:ascii="Times New Roman" w:hAnsi="Times New Roman"/>
-                <w:sz w:val="24"/>
-                <w:szCs w:val="24"/>
-              </w:rPr>
-            </w:pPr>
-            <w:r>
-              <w:rPr>
-                <w:rFonts w:ascii="Times New Roman" w:hAnsi="Times New Roman"/>
-                <w:sz w:val="24"/>
-                <w:szCs w:val="24"/>
+            <w:tcW w:w="1195" w:type="dxa"/>
+          </w:tcPr>
+          <w:p>
+            <w:pPr>
+              <w:spacing w:after="120" w:line="312" w:lineRule="auto"/>
+              <w:jc w:val="both"/>
+              <w:rPr>
+                <w:rFonts w:ascii="Times New Roman" w:eastAsia="Calibri" w:hAnsi="Times New Roman"/>
+                <w:sz w:val="26"/>
+                <w:szCs w:val="26"/>
+              </w:rPr>
+            </w:pPr>
+            <w:r>
+              <w:rPr>
+                <w:rFonts w:ascii="Times New Roman" w:eastAsia="Calibri" w:hAnsi="Times New Roman"/>
+                <w:sz w:val="26"/>
+                <w:szCs w:val="26"/>
+              </w:rPr>
+              <w:t>5610</w:t>
+            </w:r>
+          </w:p>
+        </w:tc>
+        <w:tc>
+          <w:tcPr>
+            <w:tcW w:w="5892" w:type="dxa"/>
+          </w:tcPr>
+          <w:p>
+            <w:pPr>
+              <w:spacing w:after="120" w:line="312" w:lineRule="auto"/>
+              <w:jc w:val="both"/>
+              <w:rPr>
+                <w:rFonts w:ascii="Times New Roman" w:eastAsia="Calibri" w:hAnsi="Times New Roman"/>
+                <w:sz w:val="26"/>
+                <w:szCs w:val="26"/>
+              </w:rPr>
+            </w:pPr>
+            <w:r>
+              <w:rPr>
+                <w:rFonts w:ascii="Times New Roman" w:eastAsia="Calibri" w:hAnsi="Times New Roman"/>
+                <w:sz w:val="26"/>
+                <w:szCs w:val="26"/>
+              </w:rPr>
+              <w:t>Nhà hàng và các dịch vụ ăn uống phục vụ lưu động</w:t>
+            </w:r>
+          </w:p>
+        </w:tc>
+        <w:tc>
+          <w:tcPr>
+            <w:tcW w:w="1787" w:type="dxa"/>
+            <w:vAlign w:val="center"/>
+          </w:tcPr>
+          <w:p>
+            <w:pPr>
+              <w:spacing w:after="120" w:line="312" w:lineRule="auto"/>
+              <w:jc w:val="both"/>
+              <w:rPr>
+                <w:rFonts w:ascii="Times New Roman" w:eastAsia="Calibri" w:hAnsi="Times New Roman"/>
+                <w:sz w:val="26"/>
+                <w:szCs w:val="26"/>
+              </w:rPr>
+            </w:pPr>
+            <w:r>
+              <w:rPr>
+                <w:rFonts w:ascii="Times New Roman" w:eastAsia="Calibri" w:hAnsi="Times New Roman"/>
+                <w:sz w:val="26"/>
+                <w:szCs w:val="26"/>
               </w:rPr>
               <w:t>X</w:t>
             </w:r>
@@ -6551,23 +6553,28 @@
         </w:tc>
       </w:tr>
       <w:tr>
-        <w:tc>
-          <w:tcPr>
-            <w:tcW w:w="643" w:type="dxa"/>
-          </w:tcPr>
-          <w:p>
-            <w:pPr>
-              <w:rPr>
-                <w:rFonts w:ascii="Times New Roman" w:hAnsi="Times New Roman"/>
-                <w:sz w:val="24"/>
-                <w:szCs w:val="24"/>
-              </w:rPr>
-            </w:pPr>
-            <w:r>
-              <w:rPr>
-                <w:rFonts w:ascii="Times New Roman" w:hAnsi="Times New Roman"/>
-                <w:sz w:val="24"/>
-                <w:szCs w:val="24"/>
+        <w:trPr>
+          <w:jc w:val="center"/>
+        </w:trPr>
+        <w:tc>
+          <w:tcPr>
+            <w:tcW w:w="754" w:type="dxa"/>
+          </w:tcPr>
+          <w:p>
+            <w:pPr>
+              <w:spacing w:after="120" w:line="312" w:lineRule="auto"/>
+              <w:jc w:val="both"/>
+              <w:rPr>
+                <w:rFonts w:ascii="Times New Roman" w:eastAsia="Calibri" w:hAnsi="Times New Roman"/>
+                <w:sz w:val="26"/>
+                <w:szCs w:val="26"/>
+              </w:rPr>
+            </w:pPr>
+            <w:r>
+              <w:rPr>
+                <w:rFonts w:ascii="Times New Roman" w:eastAsia="Calibri" w:hAnsi="Times New Roman"/>
+                <w:sz w:val="26"/>
+                <w:szCs w:val="26"/>
               </w:rPr>
               <w:t>2</w:t>
             </w:r>
@@ -6575,97 +6582,93 @@
         </w:tc>
         <w:tc>
           <w:tcPr>
-            <w:tcW w:w="1223" w:type="dxa"/>
-          </w:tcPr>
-          <w:p>
-            <w:pPr>
-              <w:rPr>
-                <w:rFonts w:ascii="Times New Roman" w:hAnsi="Times New Roman"/>
-                <w:sz w:val="24"/>
-                <w:szCs w:val="24"/>
-              </w:rPr>
-            </w:pPr>
-            <w:r>
-              <w:rPr>
-                <w:rFonts w:ascii="Times New Roman" w:hAnsi="Times New Roman"/>
-                <w:sz w:val="24"/>
-                <w:szCs w:val="24"/>
-              </w:rPr>
-              <w:t>4652</w:t>
-            </w:r>
-          </w:p>
-        </w:tc>
-        <w:tc>
-          <w:tcPr>
-            <w:tcW w:w="6379" w:type="dxa"/>
-          </w:tcPr>
-          <w:p>
-            <w:pPr>
-              <w:rPr>
-                <w:rFonts w:ascii="Times New Roman" w:hAnsi="Times New Roman"/>
-                <w:sz w:val="24"/>
-                <w:szCs w:val="24"/>
-              </w:rPr>
-            </w:pPr>
-            <w:r>
-              <w:rPr>
-                <w:rFonts w:ascii="Times New Roman" w:hAnsi="Times New Roman"/>
-                <w:sz w:val="24"/>
-                <w:szCs w:val="24"/>
-              </w:rPr>
-              <w:t>Bán buôn thiết bị và linh kiện điện tử, viễn thông</w:t>
-            </w:r>
-            <w:r>
-              <w:rPr>
-                <w:rFonts w:ascii="Times New Roman" w:hAnsi="Times New Roman"/>
-                <w:sz w:val="24"/>
-                <w:szCs w:val="24"/>
-              </w:rPr>
-              <w:br/>
-            </w:r>
-            <w:r>
-              <w:rPr>
-                <w:rFonts w:ascii="Times New Roman" w:hAnsi="Times New Roman"/>
-                <w:sz w:val="24"/>
-                <w:szCs w:val="24"/>
-              </w:rPr>
-              <w:t>Chi tiết: Bán buôn thiết bị và phụ kiện điện tử, linh kiện điện tử, phụ kiện điện tử sử dụng cho thiết bị cơ điện, thiết bị phòng thí nghiệm và các hệ thống điều khiển, tự động hóa.</w:t>
-            </w:r>
-          </w:p>
-        </w:tc>
-        <w:tc>
-          <w:tcPr>
-            <w:tcW w:w="856" w:type="dxa"/>
-          </w:tcPr>
-          <w:p>
-            <w:pPr>
-              <w:rPr>
-                <w:rFonts w:ascii="Times New Roman" w:hAnsi="Times New Roman"/>
-                <w:sz w:val="24"/>
-                <w:szCs w:val="24"/>
+            <w:tcW w:w="1195" w:type="dxa"/>
+          </w:tcPr>
+          <w:p>
+            <w:pPr>
+              <w:spacing w:after="120" w:line="312" w:lineRule="auto"/>
+              <w:jc w:val="both"/>
+              <w:rPr>
+                <w:rFonts w:ascii="Times New Roman" w:eastAsia="Calibri" w:hAnsi="Times New Roman"/>
+                <w:sz w:val="26"/>
+                <w:szCs w:val="26"/>
+              </w:rPr>
+            </w:pPr>
+            <w:r>
+              <w:rPr>
+                <w:rFonts w:ascii="Times New Roman" w:eastAsia="Calibri" w:hAnsi="Times New Roman"/>
+                <w:sz w:val="26"/>
+                <w:szCs w:val="26"/>
+              </w:rPr>
+              <w:t>5621</w:t>
+            </w:r>
+          </w:p>
+        </w:tc>
+        <w:tc>
+          <w:tcPr>
+            <w:tcW w:w="5892" w:type="dxa"/>
+          </w:tcPr>
+          <w:p>
+            <w:pPr>
+              <w:spacing w:after="120" w:line="312" w:lineRule="auto"/>
+              <w:jc w:val="both"/>
+              <w:rPr>
+                <w:rFonts w:ascii="Times New Roman" w:eastAsia="Calibri" w:hAnsi="Times New Roman"/>
+                <w:sz w:val="26"/>
+                <w:szCs w:val="26"/>
+              </w:rPr>
+            </w:pPr>
+            <w:r>
+              <w:rPr>
+                <w:rFonts w:ascii="Times New Roman" w:eastAsia="Calibri" w:hAnsi="Times New Roman"/>
+                <w:sz w:val="26"/>
+                <w:szCs w:val="26"/>
+              </w:rPr>
+              <w:t>Cung cấp dịch vụ ăn uống theo hợp đồng không thường xuyên với khách hàng</w:t>
+            </w:r>
+          </w:p>
+        </w:tc>
+        <w:tc>
+          <w:tcPr>
+            <w:tcW w:w="1787" w:type="dxa"/>
+            <w:vAlign w:val="center"/>
+          </w:tcPr>
+          <w:p>
+            <w:pPr>
+              <w:spacing w:after="120" w:line="312" w:lineRule="auto"/>
+              <w:jc w:val="both"/>
+              <w:rPr>
+                <w:rFonts w:ascii="Times New Roman" w:eastAsia="Calibri" w:hAnsi="Times New Roman"/>
+                <w:sz w:val="26"/>
+                <w:szCs w:val="26"/>
               </w:rPr>
             </w:pPr>
           </w:p>
         </w:tc>
       </w:tr>
       <w:tr>
-        <w:tc>
-          <w:tcPr>
-            <w:tcW w:w="643" w:type="dxa"/>
-          </w:tcPr>
-          <w:p>
-            <w:pPr>
-              <w:rPr>
-                <w:rFonts w:ascii="Times New Roman" w:hAnsi="Times New Roman"/>
-                <w:sz w:val="24"/>
-                <w:szCs w:val="24"/>
-              </w:rPr>
-            </w:pPr>
-            <w:r>
-              <w:rPr>
-                <w:rFonts w:ascii="Times New Roman" w:hAnsi="Times New Roman"/>
-                <w:sz w:val="24"/>
-                <w:szCs w:val="24"/>
+        <w:trPr>
+          <w:jc w:val="center"/>
+        </w:trPr>
+        <w:tc>
+          <w:tcPr>
+            <w:tcW w:w="754" w:type="dxa"/>
+          </w:tcPr>
+          <w:p>
+            <w:pPr>
+              <w:spacing w:after="120" w:line="312" w:lineRule="auto"/>
+              <w:jc w:val="both"/>
+              <w:rPr>
+                <w:rFonts w:ascii="Times New Roman" w:eastAsia="Calibri" w:hAnsi="Times New Roman"/>
+                <w:sz w:val="26"/>
+                <w:szCs w:val="26"/>
+              </w:rPr>
+            </w:pPr>
+            <w:r>
+              <w:rPr>
+                <w:rFonts w:ascii="Times New Roman" w:eastAsia="Calibri" w:hAnsi="Times New Roman"/>
+                <w:sz w:val="26"/>
+                <w:szCs w:val="26"/>
               </w:rPr>
               <w:t>3</w:t>
             </w:r>
@@ -6673,97 +6676,93 @@
         </w:tc>
         <w:tc>
           <w:tcPr>
-            <w:tcW w:w="1223" w:type="dxa"/>
-          </w:tcPr>
-          <w:p>
-            <w:pPr>
-              <w:rPr>
-                <w:rFonts w:ascii="Times New Roman" w:hAnsi="Times New Roman"/>
-                <w:sz w:val="24"/>
-                <w:szCs w:val="24"/>
-              </w:rPr>
-            </w:pPr>
-            <w:r>
-              <w:rPr>
-                <w:rFonts w:ascii="Times New Roman" w:hAnsi="Times New Roman"/>
-                <w:sz w:val="24"/>
-                <w:szCs w:val="24"/>
-              </w:rPr>
-              <w:t>4672</w:t>
-            </w:r>
-          </w:p>
-        </w:tc>
-        <w:tc>
-          <w:tcPr>
-            <w:tcW w:w="6379" w:type="dxa"/>
-          </w:tcPr>
-          <w:p>
-            <w:pPr>
-              <w:rPr>
-                <w:rFonts w:ascii="Times New Roman" w:hAnsi="Times New Roman"/>
-                <w:sz w:val="24"/>
-                <w:szCs w:val="24"/>
-              </w:rPr>
-            </w:pPr>
-            <w:r>
-              <w:rPr>
-                <w:rFonts w:ascii="Times New Roman" w:hAnsi="Times New Roman"/>
-                <w:sz w:val="24"/>
-                <w:szCs w:val="24"/>
-              </w:rPr>
-              <w:t>Bán buôn kim loại và quặng kim loại</w:t>
-            </w:r>
-            <w:r>
-              <w:rPr>
-                <w:rFonts w:ascii="Times New Roman" w:hAnsi="Times New Roman"/>
-                <w:sz w:val="24"/>
-                <w:szCs w:val="24"/>
-              </w:rPr>
-              <w:br/>
-            </w:r>
-            <w:r>
-              <w:rPr>
-                <w:rFonts w:ascii="Times New Roman" w:hAnsi="Times New Roman"/>
-                <w:sz w:val="24"/>
-                <w:szCs w:val="24"/>
-              </w:rPr>
-              <w:t>Chi tiết: Bán buôn thép không gỉ (inox) dạng tấm, cuộn, thanh, ống và các bán thành phẩm, sản phẩm kim loại từ thép không gỉ phục vụ ngành cơ khí, cơ điện và thiết bị phòng thí nghiệm.</w:t>
-            </w:r>
-          </w:p>
-        </w:tc>
-        <w:tc>
-          <w:tcPr>
-            <w:tcW w:w="856" w:type="dxa"/>
-          </w:tcPr>
-          <w:p>
-            <w:pPr>
-              <w:rPr>
-                <w:rFonts w:ascii="Times New Roman" w:hAnsi="Times New Roman"/>
-                <w:sz w:val="24"/>
-                <w:szCs w:val="24"/>
+            <w:tcW w:w="1195" w:type="dxa"/>
+          </w:tcPr>
+          <w:p>
+            <w:pPr>
+              <w:spacing w:after="120" w:line="312" w:lineRule="auto"/>
+              <w:jc w:val="both"/>
+              <w:rPr>
+                <w:rFonts w:ascii="Times New Roman" w:eastAsia="Calibri" w:hAnsi="Times New Roman"/>
+                <w:sz w:val="26"/>
+                <w:szCs w:val="26"/>
+              </w:rPr>
+            </w:pPr>
+            <w:r>
+              <w:rPr>
+                <w:rFonts w:ascii="Times New Roman" w:eastAsia="Calibri" w:hAnsi="Times New Roman"/>
+                <w:sz w:val="26"/>
+                <w:szCs w:val="26"/>
+              </w:rPr>
+              <w:t>5629</w:t>
+            </w:r>
+          </w:p>
+        </w:tc>
+        <w:tc>
+          <w:tcPr>
+            <w:tcW w:w="5892" w:type="dxa"/>
+          </w:tcPr>
+          <w:p>
+            <w:pPr>
+              <w:spacing w:after="120" w:line="312" w:lineRule="auto"/>
+              <w:jc w:val="both"/>
+              <w:rPr>
+                <w:rFonts w:ascii="Times New Roman" w:eastAsia="Calibri" w:hAnsi="Times New Roman"/>
+                <w:sz w:val="26"/>
+                <w:szCs w:val="26"/>
+              </w:rPr>
+            </w:pPr>
+            <w:r>
+              <w:rPr>
+                <w:rFonts w:ascii="Times New Roman" w:eastAsia="Calibri" w:hAnsi="Times New Roman"/>
+                <w:sz w:val="26"/>
+                <w:szCs w:val="26"/>
+              </w:rPr>
+              <w:t>Dịch vụ ăn uống khác</w:t>
+            </w:r>
+          </w:p>
+        </w:tc>
+        <w:tc>
+          <w:tcPr>
+            <w:tcW w:w="1787" w:type="dxa"/>
+            <w:vAlign w:val="center"/>
+          </w:tcPr>
+          <w:p>
+            <w:pPr>
+              <w:spacing w:after="120" w:line="312" w:lineRule="auto"/>
+              <w:jc w:val="both"/>
+              <w:rPr>
+                <w:rFonts w:ascii="Times New Roman" w:eastAsia="Calibri" w:hAnsi="Times New Roman"/>
+                <w:sz w:val="26"/>
+                <w:szCs w:val="26"/>
               </w:rPr>
             </w:pPr>
           </w:p>
         </w:tc>
       </w:tr>
       <w:tr>
-        <w:tc>
-          <w:tcPr>
-            <w:tcW w:w="643" w:type="dxa"/>
-          </w:tcPr>
-          <w:p>
-            <w:pPr>
-              <w:rPr>
-                <w:rFonts w:ascii="Times New Roman" w:hAnsi="Times New Roman"/>
-                <w:sz w:val="24"/>
-                <w:szCs w:val="24"/>
-              </w:rPr>
-            </w:pPr>
-            <w:r>
-              <w:rPr>
-                <w:rFonts w:ascii="Times New Roman" w:hAnsi="Times New Roman"/>
-                <w:sz w:val="24"/>
-                <w:szCs w:val="24"/>
+        <w:trPr>
+          <w:jc w:val="center"/>
+        </w:trPr>
+        <w:tc>
+          <w:tcPr>
+            <w:tcW w:w="754" w:type="dxa"/>
+          </w:tcPr>
+          <w:p>
+            <w:pPr>
+              <w:spacing w:after="120" w:line="312" w:lineRule="auto"/>
+              <w:jc w:val="both"/>
+              <w:rPr>
+                <w:rFonts w:ascii="Times New Roman" w:eastAsia="Calibri" w:hAnsi="Times New Roman"/>
+                <w:sz w:val="26"/>
+                <w:szCs w:val="26"/>
+              </w:rPr>
+            </w:pPr>
+            <w:r>
+              <w:rPr>
+                <w:rFonts w:ascii="Times New Roman" w:eastAsia="Calibri" w:hAnsi="Times New Roman"/>
+                <w:sz w:val="26"/>
+                <w:szCs w:val="26"/>
               </w:rPr>
               <w:t>4</w:t>
             </w:r>
@@ -6771,106 +6770,93 @@
         </w:tc>
         <w:tc>
           <w:tcPr>
-            <w:tcW w:w="1223" w:type="dxa"/>
-          </w:tcPr>
-          <w:p>
-            <w:pPr>
-              <w:rPr>
-                <w:rFonts w:ascii="Times New Roman" w:hAnsi="Times New Roman"/>
-                <w:sz w:val="24"/>
-                <w:szCs w:val="24"/>
-              </w:rPr>
-            </w:pPr>
-            <w:r>
-              <w:rPr>
-                <w:rFonts w:ascii="Times New Roman" w:hAnsi="Times New Roman"/>
-                <w:sz w:val="24"/>
-                <w:szCs w:val="24"/>
-              </w:rPr>
-              <w:t>4679</w:t>
-            </w:r>
-          </w:p>
-        </w:tc>
-        <w:tc>
-          <w:tcPr>
-            <w:tcW w:w="6379" w:type="dxa"/>
-          </w:tcPr>
-          <w:p>
-            <w:pPr>
-              <w:rPr>
-                <w:rFonts w:ascii="Times New Roman" w:hAnsi="Times New Roman"/>
-                <w:sz w:val="24"/>
-                <w:szCs w:val="24"/>
-              </w:rPr>
-            </w:pPr>
-            <w:r>
-              <w:rPr>
-                <w:rFonts w:ascii="Times New Roman" w:hAnsi="Times New Roman"/>
-                <w:sz w:val="24"/>
-                <w:szCs w:val="24"/>
-              </w:rPr>
-              <w:t>Bán buôn chuyên doanh khác chưa được phân vào đâu</w:t>
-            </w:r>
-            <w:r>
-              <w:rPr>
-                <w:rFonts w:ascii="Times New Roman" w:hAnsi="Times New Roman"/>
-                <w:sz w:val="24"/>
-                <w:szCs w:val="24"/>
-              </w:rPr>
-              <w:br/>
-            </w:r>
-            <w:r>
-              <w:rPr>
-                <w:rFonts w:ascii="Times New Roman" w:hAnsi="Times New Roman"/>
-                <w:sz w:val="24"/>
-                <w:szCs w:val="24"/>
-              </w:rPr>
-              <w:t xml:space="preserve">Chi tiết: Bán buôn phụ kiện phần cứng (ngũ kim, bulông, ốc vít, chi tiết cơ khí nhỏ), phụ kiện hàn, vật liệu hàn, vật liệu mài mòn (đá mài, bánh mài, giấy nhám, bột mài), đồ thủy tinh phòng thí </w:t>
-            </w:r>
-            <w:r>
-              <w:rPr>
-                <w:rFonts w:ascii="Times New Roman" w:hAnsi="Times New Roman"/>
-                <w:sz w:val="24"/>
-                <w:szCs w:val="24"/>
-              </w:rPr>
-              <w:lastRenderedPageBreak/>
-              <w:t>nghiệm, vật tư tiêu hao và vật tư phòng thí nghiệm (trừ hóa chất thuộc danh mục cấm kinh doanh theo quy định của pháp luật).</w:t>
-            </w:r>
-          </w:p>
-        </w:tc>
-        <w:tc>
-          <w:tcPr>
-            <w:tcW w:w="856" w:type="dxa"/>
-          </w:tcPr>
-          <w:p>
-            <w:pPr>
-              <w:rPr>
-                <w:rFonts w:ascii="Times New Roman" w:hAnsi="Times New Roman"/>
-                <w:sz w:val="24"/>
-                <w:szCs w:val="24"/>
+            <w:tcW w:w="1195" w:type="dxa"/>
+          </w:tcPr>
+          <w:p>
+            <w:pPr>
+              <w:spacing w:after="120" w:line="312" w:lineRule="auto"/>
+              <w:jc w:val="both"/>
+              <w:rPr>
+                <w:rFonts w:ascii="Times New Roman" w:eastAsia="Calibri" w:hAnsi="Times New Roman"/>
+                <w:sz w:val="26"/>
+                <w:szCs w:val="26"/>
+              </w:rPr>
+            </w:pPr>
+            <w:r>
+              <w:rPr>
+                <w:rFonts w:ascii="Times New Roman" w:eastAsia="Calibri" w:hAnsi="Times New Roman"/>
+                <w:sz w:val="26"/>
+                <w:szCs w:val="26"/>
+              </w:rPr>
+              <w:t>5630</w:t>
+            </w:r>
+          </w:p>
+        </w:tc>
+        <w:tc>
+          <w:tcPr>
+            <w:tcW w:w="5892" w:type="dxa"/>
+          </w:tcPr>
+          <w:p>
+            <w:pPr>
+              <w:spacing w:after="120" w:line="312" w:lineRule="auto"/>
+              <w:jc w:val="both"/>
+              <w:rPr>
+                <w:rFonts w:ascii="Times New Roman" w:eastAsia="Calibri" w:hAnsi="Times New Roman"/>
+                <w:sz w:val="26"/>
+                <w:szCs w:val="26"/>
+              </w:rPr>
+            </w:pPr>
+            <w:r>
+              <w:rPr>
+                <w:rFonts w:ascii="Times New Roman" w:eastAsia="Calibri" w:hAnsi="Times New Roman"/>
+                <w:sz w:val="26"/>
+                <w:szCs w:val="26"/>
+              </w:rPr>
+              <w:t>Dịch vụ phục vụ đồ uống</w:t>
+            </w:r>
+          </w:p>
+        </w:tc>
+        <w:tc>
+          <w:tcPr>
+            <w:tcW w:w="1787" w:type="dxa"/>
+            <w:vAlign w:val="center"/>
+          </w:tcPr>
+          <w:p>
+            <w:pPr>
+              <w:spacing w:after="120" w:line="312" w:lineRule="auto"/>
+              <w:jc w:val="both"/>
+              <w:rPr>
+                <w:rFonts w:ascii="Times New Roman" w:eastAsia="Calibri" w:hAnsi="Times New Roman"/>
+                <w:sz w:val="26"/>
+                <w:szCs w:val="26"/>
               </w:rPr>
             </w:pPr>
           </w:p>
         </w:tc>
       </w:tr>
       <w:tr>
-        <w:tc>
-          <w:tcPr>
-            <w:tcW w:w="643" w:type="dxa"/>
-          </w:tcPr>
-          <w:p>
-            <w:pPr>
-              <w:rPr>
-                <w:rFonts w:ascii="Times New Roman" w:hAnsi="Times New Roman"/>
-                <w:sz w:val="24"/>
-                <w:szCs w:val="24"/>
-              </w:rPr>
-            </w:pPr>
-            <w:r>
-              <w:rPr>
-                <w:rFonts w:ascii="Times New Roman" w:hAnsi="Times New Roman"/>
-                <w:sz w:val="24"/>
-                <w:szCs w:val="24"/>
+        <w:trPr>
+          <w:jc w:val="center"/>
+        </w:trPr>
+        <w:tc>
+          <w:tcPr>
+            <w:tcW w:w="754" w:type="dxa"/>
+          </w:tcPr>
+          <w:p>
+            <w:pPr>
+              <w:spacing w:after="120" w:line="312" w:lineRule="auto"/>
+              <w:jc w:val="both"/>
+              <w:rPr>
+                <w:rFonts w:ascii="Times New Roman" w:eastAsia="Calibri" w:hAnsi="Times New Roman"/>
+                <w:sz w:val="26"/>
+                <w:szCs w:val="26"/>
+              </w:rPr>
+            </w:pPr>
+            <w:r>
+              <w:rPr>
+                <w:rFonts w:ascii="Times New Roman" w:eastAsia="Calibri" w:hAnsi="Times New Roman"/>
+                <w:sz w:val="26"/>
+                <w:szCs w:val="26"/>
               </w:rPr>
               <w:t>5</w:t>
             </w:r>
@@ -6878,74 +6864,159 @@
         </w:tc>
         <w:tc>
           <w:tcPr>
-            <w:tcW w:w="1223" w:type="dxa"/>
-          </w:tcPr>
-          <w:p>
-            <w:pPr>
-              <w:rPr>
-                <w:rFonts w:ascii="Times New Roman" w:hAnsi="Times New Roman"/>
-                <w:sz w:val="24"/>
-                <w:szCs w:val="24"/>
-              </w:rPr>
-            </w:pPr>
-            <w:r>
-              <w:rPr>
-                <w:rFonts w:ascii="Times New Roman" w:hAnsi="Times New Roman"/>
-                <w:sz w:val="24"/>
-                <w:szCs w:val="24"/>
-              </w:rPr>
-              <w:t>3312</w:t>
-            </w:r>
-          </w:p>
-        </w:tc>
-        <w:tc>
-          <w:tcPr>
-            <w:tcW w:w="6379" w:type="dxa"/>
-          </w:tcPr>
-          <w:p>
-            <w:pPr>
-              <w:rPr>
-                <w:rFonts w:ascii="Times New Roman" w:hAnsi="Times New Roman"/>
-                <w:sz w:val="24"/>
-                <w:szCs w:val="24"/>
-              </w:rPr>
-            </w:pPr>
-            <w:r>
-              <w:rPr>
-                <w:rFonts w:ascii="Times New Roman" w:hAnsi="Times New Roman"/>
-                <w:sz w:val="24"/>
-                <w:szCs w:val="24"/>
-              </w:rPr>
-              <w:t>Sửa chữa, bảo dưỡng máy móc, thiết bị</w:t>
-            </w:r>
-            <w:r>
-              <w:rPr>
-                <w:rFonts w:ascii="Times New Roman" w:hAnsi="Times New Roman"/>
-                <w:sz w:val="24"/>
-                <w:szCs w:val="24"/>
-              </w:rPr>
-              <w:br/>
-            </w:r>
-            <w:r>
-              <w:rPr>
-                <w:rFonts w:ascii="Times New Roman" w:hAnsi="Times New Roman"/>
-                <w:sz w:val="24"/>
-                <w:szCs w:val="24"/>
-              </w:rPr>
-              <w:t>Chi tiết: Sửa chữa, bảo dưỡng máy móc và thiết bị cơ khí nói chung, thiết bị cơ điện, thiết bị và dụng cụ phòng thí nghiệm, thay thế phụ tùng, căn chỉnh, bảo trì định kỳ cho máy móc và thiết bị cơ khí.</w:t>
-            </w:r>
-          </w:p>
-        </w:tc>
-        <w:tc>
-          <w:tcPr>
-            <w:tcW w:w="856" w:type="dxa"/>
-          </w:tcPr>
-          <w:p>
-            <w:pPr>
-              <w:rPr>
-                <w:rFonts w:ascii="Times New Roman" w:hAnsi="Times New Roman"/>
-                <w:sz w:val="24"/>
-                <w:szCs w:val="24"/>
+            <w:tcW w:w="1195" w:type="dxa"/>
+          </w:tcPr>
+          <w:p>
+            <w:pPr>
+              <w:spacing w:after="120" w:line="312" w:lineRule="auto"/>
+              <w:jc w:val="both"/>
+              <w:rPr>
+                <w:rFonts w:ascii="Times New Roman" w:eastAsia="Calibri" w:hAnsi="Times New Roman"/>
+                <w:sz w:val="26"/>
+                <w:szCs w:val="26"/>
+              </w:rPr>
+            </w:pPr>
+            <w:r>
+              <w:rPr>
+                <w:rFonts w:ascii="Times New Roman" w:eastAsia="Calibri" w:hAnsi="Times New Roman"/>
+                <w:sz w:val="26"/>
+                <w:szCs w:val="26"/>
+              </w:rPr>
+              <w:t>4631</w:t>
+            </w:r>
+          </w:p>
+        </w:tc>
+        <w:tc>
+          <w:tcPr>
+            <w:tcW w:w="5892" w:type="dxa"/>
+          </w:tcPr>
+          <w:p>
+            <w:pPr>
+              <w:spacing w:after="120" w:line="312" w:lineRule="auto"/>
+              <w:jc w:val="both"/>
+              <w:rPr>
+                <w:rFonts w:ascii="Times New Roman" w:eastAsia="Calibri" w:hAnsi="Times New Roman"/>
+                <w:sz w:val="26"/>
+                <w:szCs w:val="26"/>
+              </w:rPr>
+            </w:pPr>
+            <w:r>
+              <w:rPr>
+                <w:rFonts w:ascii="Times New Roman" w:eastAsia="Calibri" w:hAnsi="Times New Roman"/>
+                <w:sz w:val="26"/>
+                <w:szCs w:val="26"/>
+              </w:rPr>
+              <w:t>Bán buôn gạo, lúa mỳ, sản phẩm từ ngũ cốc khác, bột mỳ</w:t>
+            </w:r>
+          </w:p>
+        </w:tc>
+        <w:tc>
+          <w:tcPr>
+            <w:tcW w:w="1787" w:type="dxa"/>
+            <w:vAlign w:val="center"/>
+          </w:tcPr>
+          <w:p>
+            <w:pPr>
+              <w:spacing w:after="120" w:line="312" w:lineRule="auto"/>
+              <w:jc w:val="both"/>
+              <w:rPr>
+                <w:rFonts w:ascii="Times New Roman" w:eastAsia="Calibri" w:hAnsi="Times New Roman"/>
+                <w:sz w:val="26"/>
+                <w:szCs w:val="26"/>
+              </w:rPr>
+            </w:pPr>
+          </w:p>
+        </w:tc>
+      </w:tr>
+      <w:tr>
+        <w:trPr>
+          <w:jc w:val="center"/>
+        </w:trPr>
+        <w:tc>
+          <w:tcPr>
+            <w:tcW w:w="754" w:type="dxa"/>
+          </w:tcPr>
+          <w:p>
+            <w:pPr>
+              <w:spacing w:after="120" w:line="312" w:lineRule="auto"/>
+              <w:jc w:val="both"/>
+              <w:rPr>
+                <w:rFonts w:ascii="Times New Roman" w:eastAsia="Calibri" w:hAnsi="Times New Roman"/>
+                <w:sz w:val="26"/>
+                <w:szCs w:val="26"/>
+              </w:rPr>
+            </w:pPr>
+            <w:r>
+              <w:rPr>
+                <w:rFonts w:ascii="Times New Roman" w:eastAsia="Calibri" w:hAnsi="Times New Roman"/>
+                <w:sz w:val="26"/>
+                <w:szCs w:val="26"/>
+              </w:rPr>
+              <w:t>6</w:t>
+            </w:r>
+          </w:p>
+        </w:tc>
+        <w:tc>
+          <w:tcPr>
+            <w:tcW w:w="1195" w:type="dxa"/>
+          </w:tcPr>
+          <w:p>
+            <w:pPr>
+              <w:spacing w:after="120" w:line="312" w:lineRule="auto"/>
+              <w:jc w:val="both"/>
+              <w:rPr>
+                <w:rFonts w:ascii="Times New Roman" w:eastAsia="Calibri" w:hAnsi="Times New Roman"/>
+                <w:sz w:val="26"/>
+                <w:szCs w:val="26"/>
+              </w:rPr>
+            </w:pPr>
+            <w:r>
+              <w:rPr>
+                <w:rFonts w:ascii="Times New Roman" w:eastAsia="Calibri" w:hAnsi="Times New Roman"/>
+                <w:sz w:val="26"/>
+                <w:szCs w:val="26"/>
+              </w:rPr>
+              <w:t>4632</w:t>
+            </w:r>
+          </w:p>
+        </w:tc>
+        <w:tc>
+          <w:tcPr>
+            <w:tcW w:w="5892" w:type="dxa"/>
+          </w:tcPr>
+          <w:p>
+            <w:pPr>
+              <w:spacing w:after="120" w:line="312" w:lineRule="auto"/>
+              <w:jc w:val="both"/>
+              <w:rPr>
+                <w:rFonts w:ascii="Times New Roman" w:eastAsia="Calibri" w:hAnsi="Times New Roman"/>
+                <w:sz w:val="26"/>
+                <w:szCs w:val="26"/>
+              </w:rPr>
+            </w:pPr>
+            <w:r>
+              <w:rPr>
+                <w:rFonts w:ascii="Times New Roman" w:eastAsia="Calibri" w:hAnsi="Times New Roman"/>
+                <w:sz w:val="26"/>
+                <w:szCs w:val="26"/>
+              </w:rPr>
+              <w:t>Bán buôn thực phẩm</w:t>
+            </w:r>
+          </w:p>
+        </w:tc>
+        <w:tc>
+          <w:tcPr>
+            <w:tcW w:w="1787" w:type="dxa"/>
+            <w:vAlign w:val="center"/>
+          </w:tcPr>
+          <w:p>
+            <w:pPr>
+              <w:spacing w:after="120" w:line="312" w:lineRule="auto"/>
+              <w:jc w:val="both"/>
+              <w:rPr>
+                <w:rFonts w:ascii="Times New Roman" w:eastAsia="Calibri" w:hAnsi="Times New Roman"/>
+                <w:sz w:val="26"/>
+                <w:szCs w:val="26"/>
               </w:rPr>
             </w:pPr>
           </w:p>
@@ -7034,6 +7105,7 @@
           <w:szCs w:val="26"/>
           <w:lang w:eastAsia="zh-CN"/>
         </w:rPr>
+        <w:lastRenderedPageBreak/>
         <w:t>a) Đối với chủ sở hữu là cá nhân</w:t>
       </w:r>
       <w:r>
@@ -7146,7 +7218,7 @@
           <w:sz w:val="26"/>
           <w:szCs w:val="26"/>
         </w:rPr>
-        <w:t>NGUYỄN THỊ THANH PHƯỢNG</w:t>
+        <w:t>TRƯƠNG THỊ TRÚC MAI</w:t>
       </w:r>
     </w:p>
     <w:p>
@@ -7179,7 +7251,7 @@
           <w:sz w:val="26"/>
           <w:szCs w:val="26"/>
         </w:rPr>
-        <w:t>01/03/1997</w:t>
+        <w:t>25/03/2001</w:t>
       </w:r>
     </w:p>
     <w:p>
@@ -7261,7 +7333,7 @@
           <w:sz w:val="26"/>
           <w:szCs w:val="26"/>
         </w:rPr>
-        <w:t>075197005790</w:t>
+        <w:t>096301000252</w:t>
       </w:r>
     </w:p>
     <w:p>
@@ -7327,7 +7399,7 @@
           <w:sz w:val="26"/>
           <w:szCs w:val="26"/>
         </w:rPr>
-        <w:t>Nhà 131, đường DB6, tổ 7, khu1</w:t>
+        <w:t>Tổ 5, Khu Phố Khánh Lộc</w:t>
       </w:r>
     </w:p>
     <w:p>
@@ -7356,7 +7428,7 @@
           <w:szCs w:val="26"/>
           <w:lang w:eastAsia="zh-CN"/>
         </w:rPr>
-        <w:t>Phường Bình Dương</w:t>
+        <w:t>phường Tân Hiệp</w:t>
       </w:r>
     </w:p>
     <w:p>
@@ -7490,7 +7562,31 @@
           <w:sz w:val="26"/>
           <w:szCs w:val="26"/>
         </w:rPr>
-        <w:t>: Thư điện tử</w:t>
+        <w:t xml:space="preserve">: </w:t>
+      </w:r>
+      <w:r>
+        <w:rPr>
+          <w:rFonts w:ascii="Times New Roman" w:eastAsia="Calibri" w:hAnsi="Times New Roman" w:cs="Times New Roman"/>
+          <w:sz w:val="26"/>
+          <w:szCs w:val="26"/>
+        </w:rPr>
+        <w:t>0379910076</w:t>
+      </w:r>
+      <w:r>
+        <w:rPr>
+          <w:rFonts w:ascii="Times New Roman" w:eastAsia="Calibri" w:hAnsi="Times New Roman" w:cs="Times New Roman"/>
+          <w:sz w:val="26"/>
+          <w:szCs w:val="26"/>
+        </w:rPr>
+        <w:t xml:space="preserve"> </w:t>
+      </w:r>
+      <w:r>
+        <w:rPr>
+          <w:rFonts w:ascii="Times New Roman" w:eastAsia="Calibri" w:hAnsi="Times New Roman" w:cs="Times New Roman"/>
+          <w:sz w:val="26"/>
+          <w:szCs w:val="26"/>
+        </w:rPr>
+        <w:t>Thư điện tử</w:t>
       </w:r>
       <w:r>
         <w:rPr>
@@ -7912,7 +8008,6 @@
           <w:szCs w:val="26"/>
           <w:lang w:val="fr-FR" w:eastAsia="zh-CN"/>
         </w:rPr>
-        <w:lastRenderedPageBreak/>
         <w:t xml:space="preserve">Ngày cấp: </w:t>
       </w:r>
       <w:r>
@@ -8274,6 +8369,7 @@
           <w:sz w:val="26"/>
           <w:szCs w:val="26"/>
         </w:rPr>
+        <w:lastRenderedPageBreak/>
         <w:t>Tỉnh/Thành phố trực thuộc trung ương: ………………………………</w:t>
       </w:r>
     </w:p>
@@ -10359,7 +10455,16 @@
           <w:szCs w:val="26"/>
           <w:lang w:val="fr-FR" w:eastAsia="zh-CN"/>
         </w:rPr>
-        <w:t>2.0</w:t>
+        <w:t>3</w:t>
+      </w:r>
+      <w:r>
+        <w:rPr>
+          <w:rFonts w:ascii="Times New Roman" w:eastAsia="Times New Roman" w:hAnsi="Times New Roman" w:cs="Times New Roman"/>
+          <w:sz w:val="26"/>
+          <w:szCs w:val="26"/>
+          <w:lang w:val="fr-FR" w:eastAsia="zh-CN"/>
+        </w:rPr>
+        <w:t>.0</w:t>
       </w:r>
       <w:r>
         <w:rPr>
@@ -10461,7 +10566,16 @@
           <w:szCs w:val="26"/>
           <w:lang w:val="fr-FR" w:eastAsia="zh-CN"/>
         </w:rPr>
-        <w:t>Hai tỷ</w:t>
+        <w:t>Ba</w:t>
+      </w:r>
+      <w:r>
+        <w:rPr>
+          <w:rFonts w:ascii="Times New Roman" w:eastAsia="Times New Roman" w:hAnsi="Times New Roman" w:cs="Times New Roman"/>
+          <w:sz w:val="26"/>
+          <w:szCs w:val="26"/>
+          <w:lang w:val="fr-FR" w:eastAsia="zh-CN"/>
+        </w:rPr>
+        <w:t xml:space="preserve"> tỷ</w:t>
       </w:r>
       <w:r>
         <w:rPr>
@@ -11202,7 +11316,16 @@
                 <w:szCs w:val="26"/>
                 <w:lang w:eastAsia="zh-CN"/>
               </w:rPr>
-              <w:t>2.0</w:t>
+              <w:t>3</w:t>
+            </w:r>
+            <w:r>
+              <w:rPr>
+                <w:rFonts w:ascii="Times New Roman" w:eastAsia="Times New Roman" w:hAnsi="Times New Roman" w:cs="Times New Roman"/>
+                <w:sz w:val="26"/>
+                <w:szCs w:val="26"/>
+                <w:lang w:eastAsia="zh-CN"/>
+              </w:rPr>
+              <w:t>.0</w:t>
             </w:r>
             <w:r>
               <w:rPr>
@@ -11487,7 +11610,16 @@
                 <w:szCs w:val="26"/>
                 <w:lang w:eastAsia="zh-CN"/>
               </w:rPr>
-              <w:t>2.0</w:t>
+              <w:t>3</w:t>
+            </w:r>
+            <w:r>
+              <w:rPr>
+                <w:rFonts w:ascii="Times New Roman" w:eastAsia="Times New Roman" w:hAnsi="Times New Roman" w:cs="Times New Roman"/>
+                <w:sz w:val="26"/>
+                <w:szCs w:val="26"/>
+                <w:lang w:eastAsia="zh-CN"/>
+              </w:rPr>
+              <w:t>.0</w:t>
             </w:r>
             <w:r>
               <w:rPr>
@@ -11921,7 +12053,16 @@
                 <w:szCs w:val="26"/>
                 <w:lang w:eastAsia="zh-CN"/>
               </w:rPr>
-              <w:t>2.0</w:t>
+              <w:t>3</w:t>
+            </w:r>
+            <w:r>
+              <w:rPr>
+                <w:rFonts w:ascii="Times New Roman" w:eastAsia="Times New Roman" w:hAnsi="Times New Roman" w:cs="Times New Roman"/>
+                <w:sz w:val="26"/>
+                <w:szCs w:val="26"/>
+                <w:lang w:eastAsia="zh-CN"/>
+              </w:rPr>
+              <w:t>.0</w:t>
             </w:r>
             <w:r>
               <w:rPr>
@@ -12664,7 +12805,16 @@
                 <w:szCs w:val="26"/>
                 <w:lang w:eastAsia="zh-CN"/>
               </w:rPr>
-              <w:t>2.0</w:t>
+              <w:t>3</w:t>
+            </w:r>
+            <w:r>
+              <w:rPr>
+                <w:rFonts w:ascii="Times New Roman" w:eastAsia="Times New Roman" w:hAnsi="Times New Roman" w:cs="Times New Roman"/>
+                <w:sz w:val="26"/>
+                <w:szCs w:val="26"/>
+                <w:lang w:eastAsia="zh-CN"/>
+              </w:rPr>
+              <w:t>.0</w:t>
             </w:r>
             <w:r>
               <w:rPr>
@@ -12846,7 +12996,7 @@
           <w:sz w:val="26"/>
           <w:szCs w:val="26"/>
         </w:rPr>
-        <w:t>ZHANG, CHANGHAI</w:t>
+        <w:t>JIA, XIWANG</w:t>
       </w:r>
     </w:p>
     <w:p>
@@ -12879,7 +13029,7 @@
           <w:sz w:val="26"/>
           <w:szCs w:val="26"/>
         </w:rPr>
-        <w:t>24/11/1990</w:t>
+        <w:t>10/07/1969</w:t>
       </w:r>
     </w:p>
     <w:p>
@@ -13053,8 +13203,10 @@
           <w:sz w:val="26"/>
           <w:szCs w:val="26"/>
         </w:rPr>
-        <w:t>Căn B7H khu nhà ở Hoàng Mai, tổ 5, KP. 7</w:t>
-      </w:r>
+        <w:t>Căn A18 khu nhà ở Hoàng Mai, tổ 5, KP. 7</w:t>
+      </w:r>
+      <w:bookmarkStart w:id="0" w:name="_GoBack"/>
+      <w:bookmarkEnd w:id="0"/>
     </w:p>
     <w:p>
       <w:pPr>
@@ -13226,7 +13378,7 @@
           <w:szCs w:val="26"/>
           <w:lang w:eastAsia="zh-CN"/>
         </w:rPr>
-        <w:t>0923217568</w:t>
+        <w:t>0379910076</w:t>
       </w:r>
       <w:r>
         <w:rPr>
@@ -13453,7 +13605,7 @@
                 <w:sz w:val="26"/>
                 <w:szCs w:val="26"/>
               </w:rPr>
-              <w:t>EQ3263103</w:t>
+              <w:t>EQ1243037</w:t>
             </w:r>
           </w:p>
           <w:p>
@@ -13479,7 +13631,7 @@
                 <w:sz w:val="26"/>
                 <w:szCs w:val="26"/>
               </w:rPr>
-              <w:t>25/7/2025</w:t>
+              <w:t>04/07/2025</w:t>
             </w:r>
             <w:r>
               <w:rPr>
@@ -13565,7 +13717,7 @@
                 <w:sz w:val="26"/>
                 <w:szCs w:val="26"/>
               </w:rPr>
-              <w:t>khu Đông , thôn Liễu Lâm, Thị trấn Ba Li Fan</w:t>
+              <w:t>Tổ 1, thôn Đoàn Đê Bình, trấn Chu Gia Điếm, quận Đỉnh Thành</w:t>
             </w:r>
           </w:p>
           <w:p>
@@ -13592,10 +13744,8 @@
                 <w:sz w:val="26"/>
                 <w:szCs w:val="26"/>
               </w:rPr>
-              <w:t>Huyện Xin</w:t>
-            </w:r>
-            <w:bookmarkStart w:id="0" w:name="_GoBack"/>
-            <w:bookmarkEnd w:id="0"/>
+              <w:t>Thành phố Thường Đức</w:t>
+            </w:r>
           </w:p>
           <w:p>
             <w:pPr>
@@ -13936,7 +14086,7 @@
                 <w:sz w:val="26"/>
                 <w:szCs w:val="26"/>
               </w:rPr>
-              <w:t>ZHANG, CHANGHAI</w:t>
+              <w:t>JIA, XIWANG</w:t>
             </w:r>
           </w:p>
           <w:p>
@@ -13965,7 +14115,7 @@
                 <w:sz w:val="26"/>
                 <w:szCs w:val="26"/>
               </w:rPr>
-              <w:t>24/11/1990</w:t>
+              <w:t>10/07/1969</w:t>
             </w:r>
           </w:p>
           <w:p>
@@ -14065,7 +14215,7 @@
                 <w:szCs w:val="26"/>
                 <w:lang w:eastAsia="zh-CN"/>
               </w:rPr>
-              <w:t>0923217568</w:t>
+              <w:t>0379910076</w:t>
             </w:r>
           </w:p>
         </w:tc>
@@ -17917,7 +18067,7 @@
           <w:sz w:val="26"/>
           <w:szCs w:val="26"/>
         </w:rPr>
-        <w:t>ZHANG, CHANGHAI</w:t>
+        <w:t>JIA, XIWANG</w:t>
       </w:r>
     </w:p>
     <w:sectPr>
@@ -19157,6 +19307,29 @@
       </w:tblBorders>
     </w:tblPr>
   </w:style>
+  <w:style w:type="table" w:customStyle="1" w:styleId="TableGrid2">
+    <w:name w:val="Table Grid2"/>
+    <w:basedOn w:val="TableNormal"/>
+    <w:next w:val="TableGrid"/>
+    <w:uiPriority w:val="59"/>
+    <w:rsid w:val="0035645C"/>
+    <w:pPr>
+      <w:spacing w:after="0" w:line="240" w:lineRule="auto"/>
+    </w:pPr>
+    <w:rPr>
+      <w:rFonts w:ascii="Cambria" w:eastAsia="MS Mincho" w:hAnsi="Cambria" w:cs="Times New Roman"/>
+    </w:rPr>
+    <w:tblPr>
+      <w:tblBorders>
+        <w:top w:val="single" w:sz="4" w:space="0" w:color="auto"/>
+        <w:left w:val="single" w:sz="4" w:space="0" w:color="auto"/>
+        <w:bottom w:val="single" w:sz="4" w:space="0" w:color="auto"/>
+        <w:right w:val="single" w:sz="4" w:space="0" w:color="auto"/>
+        <w:insideH w:val="single" w:sz="4" w:space="0" w:color="auto"/>
+        <w:insideV w:val="single" w:sz="4" w:space="0" w:color="auto"/>
+      </w:tblBorders>
+    </w:tblPr>
+  </w:style>
 </w:styles>
 </file>
 

--- a/CÔNG TY TNHH CHANGDE/CHANGDE_ThanhLapMoi/CHANGDE_GIẤY ĐỀ NGHỊ_Mẫu số 2.docx
+++ b/CÔNG TY TNHH CHANGDE/CHANGDE_ThanhLapMoi/CHANGDE_GIẤY ĐỀ NGHỊ_Mẫu số 2.docx
@@ -5218,8 +5218,10 @@
           <w:szCs w:val="26"/>
           <w:lang w:val="fr-FR" w:eastAsia="zh-CN"/>
         </w:rPr>
-        <w:t>Căn A18 khu nhà ở Hoàng Mai, tổ 5, KP. 7</w:t>
-      </w:r>
+        <w:t>Số A18 khu nhà ở Hoàng Mai, đường DT 747A, tổ 5, khu phố Uyên Hưng 7</w:t>
+      </w:r>
+      <w:bookmarkStart w:id="0" w:name="_GoBack"/>
+      <w:bookmarkEnd w:id="0"/>
     </w:p>
     <w:p>
       <w:pPr>
@@ -13205,8 +13207,6 @@
         </w:rPr>
         <w:t>Căn A18 khu nhà ở Hoàng Mai, tổ 5, KP. 7</w:t>
       </w:r>
-      <w:bookmarkStart w:id="0" w:name="_GoBack"/>
-      <w:bookmarkEnd w:id="0"/>
     </w:p>
     <w:p>
       <w:pPr>
